--- a/en/wisdom-stories/beloved-is-one-who-gives-love-to-people.docx
+++ b/en/wisdom-stories/beloved-is-one-who-gives-love-to-people.docx
@@ -4,148 +4,75 @@
   <w:body>
     <w:p>
       <w:pPr>
-        <w:spacing w:before="0" w:after="60"/>
-        <w:jc w:val="left"/>
+        <w:pStyle w:val="Title"/>
       </w:pPr>
       <w:r>
-        <w:rPr>
-          <w:rFonts w:ascii="Arial" w:hAnsi="Arial" w:eastAsia="Arial"/>
-          <w:i w:val="0"/>
-          <w:color w:val="000000"/>
-          <w:sz w:val="52"/>
-        </w:rPr>
-        <w:t>A loved one is a person who gives his love to others</w:t>
+        <w:t>Those Who Give Love Receive Love</w:t>
+      </w:r>
+    </w:p>
+    <w:p>
+      <w:pPr/>
+      <w:r>
+        <w:t>Many years ago in China, a young woman named Li-Li married and moved in with her husband and mother-in-law. She soon found it difficult to get along with her mother-in-law. Their personalities were very different, and they argued frequently. These quarrels offended traditional expectations of family harmony and upset everyone around them.</w:t>
+      </w:r>
+    </w:p>
+    <w:p>
+      <w:pPr/>
+      <w:r>
+        <w:t>After several months, the constant fighting had made life unbearable for Li-Li and her husband. Desperate to do something, she went to an old friend of her father’s, a spice merchant, and told him her troubles. He prepared an herbal mixture and told her to add a little to her mother-in-law’s food each day for three months. He said the poison would act so gradually that no one would suspect her.</w:t>
+      </w:r>
+    </w:p>
+    <w:p>
+      <w:pPr/>
+      <w:r>
+        <w:t>To avoid arousing suspicion, especially her husband’s, he told Li-Li to treat her mother-in-law kindly and cook her favorite dishes. Delighted, Li-Li went home and followed his instructions.</w:t>
+      </w:r>
+    </w:p>
+    <w:p>
+      <w:pPr/>
+      <w:r>
+        <w:t>Each day she prepared delicious meals and added a little of the supposed poison. She was careful to be kind, so that no one would suspect her. In time, her mother-in-law’s attitude changed, and she began treating Li-Li like her own daughter. Overcome with remorse, Li-Li returned to the spice merchant and begged him for an antidote. She no longer wanted her mother-in-law to die.</w:t>
       </w:r>
     </w:p>
     <w:p>
       <w:pPr>
-        <w:jc w:val="left"/>
+        <w:keepNext/>
       </w:pPr>
       <w:r>
-        <w:rPr>
-          <w:rFonts w:ascii="Arial" w:hAnsi="Arial" w:eastAsia="Arial"/>
-          <w:i w:val="0"/>
-          <w:color w:val="000000"/>
-          <w:sz w:val="22"/>
-        </w:rPr>
-        <w:t>Many years ago in China, a girl named Li-Li got married and started living in the same house with her husband and mother-in-law. However, she soon realized that it was very difficult to make ends meet with her mother-in-law. The two have completely different personalities, which causes them to argue frequently. According to Chinese traditions, this is not a pleasant situation and leads to discontent among those around her.</w:t>
+        <w:t>The old man laughed gently. “Dear Li-Li, all I gave you was vitamins. The real poison was in your mind. As you treated her with kindness, that poison gave way to love. Now you have become like mother and daughter.”</w:t>
       </w:r>
     </w:p>
     <w:p>
       <w:pPr>
-        <w:jc w:val="left"/>
+        <w:keepNext/>
+        <w:keepLines/>
+        <w:spacing w:before="160"/>
       </w:pPr>
       <w:r>
         <w:rPr>
-          <w:rFonts w:ascii="Arial" w:hAnsi="Arial" w:eastAsia="Arial"/>
-          <w:i w:val="0"/>
-          <w:color w:val="000000"/>
-          <w:sz w:val="22"/>
+          <w:b/>
         </w:rPr>
-        <w:t>A few months later, the endless quarrels between the daughter-in-law and the mother-in-law turn into hellish torment for both the young woman and her husband. Believing that something must be done, the young woman runs to her father's old friend, a spice merchant, and tells him about her troubles. The old man prepares a medicine from herbs and instructs her to add a little bit of it to the food she cooks for her mother-in-law every day for three months. The poison will be given little by little so that it will not be known that the daughter-in-law killed her mother-in-law.</w:t>
+        <w:t>Moral:</w:t>
+      </w:r>
+      <w:r>
+        <w:t xml:space="preserve"> The real poison often lies in our own thoughts. When we treat others with love, hatred can fade and enemies can become friends.</w:t>
       </w:r>
     </w:p>
     <w:p>
       <w:pPr>
-        <w:jc w:val="left"/>
+        <w:spacing w:after="80"/>
       </w:pPr>
       <w:r>
         <w:rPr>
-          <w:rFonts w:ascii="Arial" w:hAnsi="Arial" w:eastAsia="Arial"/>
-          <w:i w:val="0"/>
-          <w:color w:val="000000"/>
-          <w:sz w:val="22"/>
+          <w:i/>
+          <w:sz w:val="18"/>
         </w:rPr>
-        <w:t>The old man instructs the young woman to treat her mother-in-law very well and to cook the most delicious dishes for her so that no one, especially her husband, suspects. Returning home with joy, Li-Li applied exactly what the old man had said.</w:t>
-      </w:r>
-    </w:p>
-    <w:p>
-      <w:pPr>
-        <w:jc w:val="left"/>
-      </w:pPr>
-      <w:r>
-        <w:rPr>
-          <w:rFonts w:ascii="Arial" w:hAnsi="Arial" w:eastAsia="Arial"/>
-          <w:i w:val="0"/>
-          <w:color w:val="000000"/>
-          <w:sz w:val="22"/>
-        </w:rPr>
-        <w:t>Every day, she cooked the most delicious dishes and dripped “poison” into her mother-in-law’s bowl. She treated her very well so that no one would suspect anything. After a while, her mother-in-law had changed a lot, and she looked at her as her own daughter. Feeling a heavy burden, the young woman went to the spice shop, feeling regretful and begging the old man for a medicine that would cleanse the blood of the poison she had given her mother-in-law. She no longer wanted the old woman to die.</w:t>
-      </w:r>
-    </w:p>
-    <w:p>
-      <w:pPr>
-        <w:jc w:val="left"/>
-      </w:pPr>
-      <w:r>
-        <w:rPr>
-          <w:rFonts w:ascii="Arial" w:hAnsi="Arial" w:eastAsia="Arial"/>
-          <w:i w:val="0"/>
-          <w:color w:val="000000"/>
-          <w:sz w:val="22"/>
-        </w:rPr>
-        <w:t>The old man looked at Li-Li standing in front of him and started laughing and said: “Dear Li-Li, what I gave you was only vitamins. The real poison was in your own brain. As you treated her well, that poison melted and gave way to love; thus you became a real mother and child.”</w:t>
-      </w:r>
-    </w:p>
-    <w:p>
-      <w:pPr>
-        <w:pStyle w:val="Moral"/>
-        <w:keepNext/>
-        <w:keepLines/>
-        <w:widowControl/>
-        <w:spacing w:before="240" w:after="180" w:line="283" w:lineRule="auto"/>
-        <w:ind w:left="240" w:right="240"/>
-        <w:jc w:val="left"/>
-        <w:pBdr>
-          <w:top w:val="single" w:sz="8" w:space="7" w:color="E8D59A"/>
-          <w:left w:val="single" w:sz="32" w:space="11" w:color="C6A23A"/>
-          <w:bottom w:val="single" w:sz="8" w:space="7" w:color="E8D59A"/>
-          <w:right w:val="single" w:sz="8" w:space="11" w:color="E8D59A"/>
-        </w:pBdr>
-        <w:shd w:val="clear" w:color="auto" w:fill="FFF8E1"/>
-      </w:pPr>
-      <w:r>
-        <w:rPr>
-          <w:rFonts w:ascii="Arial" w:hAnsi="Arial" w:eastAsia="Arial" w:cs="Arial"/>
-          <w:b/>
-          <w:i w:val="0"/>
-          <w:color w:val="9A7417"/>
-          <w:sz w:val="22"/>
-        </w:rPr>
-        <w:t xml:space="preserve">Moral: </w:t>
-      </w:r>
-      <w:r>
-        <w:rPr>
-          <w:rFonts w:ascii="Arial" w:hAnsi="Arial" w:eastAsia="Arial" w:cs="Arial"/>
-          <w:b w:val="0"/>
-          <w:i w:val="0"/>
-          <w:color w:val="3F3826"/>
-          <w:sz w:val="22"/>
-        </w:rPr>
-        <w:t>The real poison is often in our own brains. As you treat others with love, hatred melts, and enemies turn into friends.</w:t>
-      </w:r>
-    </w:p>
-    <w:p>
-      <w:pPr>
-        <w:keepLines/>
-        <w:widowControl/>
-        <w:spacing w:before="60" w:after="0" w:line="240" w:lineRule="auto"/>
-        <w:jc w:val="right"/>
-      </w:pPr>
-      <w:r>
-        <w:rPr>
-          <w:rFonts w:ascii="Arial" w:hAnsi="Arial" w:eastAsia="Arial" w:cs="Arial"/>
-          <w:b w:val="0"/>
-          <w:i/>
-          <w:color w:val="8A7950"/>
-          <w:sz w:val="17"/>
-        </w:rPr>
-        <w:t>The story was obtained from open Internet sources.</w:t>
+        <w:t>Source: Publicly available internet sources.</w:t>
       </w:r>
     </w:p>
     <w:sectPr>
       <w:pgSz w:w="12240" w:h="15840"/>
-      <w:pgMar w:top="1440" w:right="1440" w:bottom="1440" w:left="1440" w:header="708" w:footer="708" w:gutter="0"/>
+      <w:pgMar w:top="1080" w:right="1224" w:bottom="1080" w:left="1224" w:header="720" w:footer="720" w:gutter="0"/>
       <w:cols w:space="720"/>
       <w:docGrid w:linePitch="360"/>
     </w:sectPr>
@@ -517,12 +444,14 @@
     <w:qFormat/>
     <w:rsid w:val="00FC693F"/>
     <w:pPr>
-      <w:spacing w:before="0" w:after="160" w:line="276" w:lineRule="auto"/>
+      <w:widowControl/>
+      <w:spacing w:after="120" w:line="259" w:lineRule="auto"/>
     </w:pPr>
     <w:rPr>
-      <w:rFonts w:ascii="Arial" w:hAnsi="Arial" w:eastAsia="Arial"/>
+      <w:rFonts w:ascii="Arial" w:hAnsi="Arial"/>
       <w:color w:val="000000"/>
       <w:sz w:val="22"/>
+      <w:lang w:val="en-US"/>
     </w:rPr>
   </w:style>
   <w:style w:type="paragraph" w:styleId="Header">
@@ -866,18 +795,17 @@
     <w:qFormat/>
     <w:rsid w:val="00FC693F"/>
     <w:pPr>
-      <w:pBdr>
-        <w:bottom w:val="single" w:sz="8" w:space="4" w:color="4F81BD" w:themeColor="accent1"/>
-      </w:pBdr>
-      <w:spacing w:after="300" w:line="240" w:lineRule="auto"/>
+      <w:keepNext/>
+      <w:spacing w:after="280" w:line="240" w:lineRule="auto"/>
       <w:contextualSpacing/>
     </w:pPr>
     <w:rPr>
-      <w:rFonts w:asciiTheme="majorHAnsi" w:eastAsiaTheme="majorEastAsia" w:hAnsiTheme="majorHAnsi" w:cstheme="majorBidi"/>
-      <w:color w:val="17365D" w:themeColor="text2" w:themeShade="BF"/>
+      <w:rFonts w:asciiTheme="majorHAnsi" w:eastAsiaTheme="majorEastAsia" w:hAnsiTheme="majorHAnsi" w:cstheme="majorBidi" w:ascii="Arial" w:hAnsi="Arial"/>
+      <w:b/>
+      <w:color w:val="000000"/>
       <w:spacing w:val="5"/>
       <w:kern w:val="28"/>
-      <w:sz w:val="52"/>
+      <w:sz w:val="34"/>
       <w:szCs w:val="52"/>
     </w:rPr>
   </w:style>
@@ -1353,9 +1281,6 @@
     <w:qFormat/>
     <w:rsid w:val="00FC693F"/>
     <w:pPr>
-      <w:pBdr>
-        <w:bottom w:val="single" w:sz="4" w:space="4" w:color="4F81BD" w:themeColor="accent1"/>
-      </w:pBdr>
       <w:spacing w:before="200" w:after="280"/>
       <w:ind w:left="936" w:right="936"/>
     </w:pPr>
@@ -12206,18 +12131,6 @@
         <w:shd w:val="clear" w:color="auto" w:fill="FBCAA2" w:themeFill="accent6" w:themeFillTint="7F"/>
       </w:tcPr>
     </w:tblStylePr>
-  </w:style>
-  <w:style w:type="paragraph" w:customStyle="1" w:styleId="Moral">
-    <w:name w:val="Moral"/>
-    <w:basedOn w:val="Normal"/>
-    <w:pPr>
-      <w:spacing w:before="160" w:after="0" w:line="276" w:lineRule="auto"/>
-    </w:pPr>
-    <w:rPr>
-      <w:rFonts w:ascii="Arial" w:hAnsi="Arial" w:eastAsia="Arial"/>
-      <w:i/>
-      <w:sz w:val="22"/>
-    </w:rPr>
   </w:style>
 </w:styles>
 </file>

--- a/en/wisdom-stories/beloved-is-one-who-gives-love-to-people.docx
+++ b/en/wisdom-stories/beloved-is-one-who-gives-love-to-people.docx
@@ -19,19 +19,19 @@
     <w:p>
       <w:pPr/>
       <w:r>
-        <w:t>After several months, the constant fighting had made life unbearable for Li-Li and her husband. Desperate to do something, she went to an old friend of her father’s, a spice merchant, and told him her troubles. He prepared an herbal mixture and told her to add a little to her mother-in-law’s food each day for three months. He said the poison would act so gradually that no one would suspect her.</w:t>
+        <w:t>After several months, the constant fighting had made life unbearable for Li-Li and her husband. Hoping to find a way out, she went to an old friend of her father’s, a spice merchant, and told him her troubles. He prepared an herbal mixture and told her to add a little to her mother-in-law’s food each day for three months. He said the poison would act so gradually that no one would suspect the daughter-in-law of the mother-in-law’s death.</w:t>
       </w:r>
     </w:p>
     <w:p>
       <w:pPr/>
       <w:r>
-        <w:t>To avoid arousing suspicion, especially her husband’s, he told Li-Li to treat her mother-in-law kindly and cook her favorite dishes. Delighted, Li-Li went home and followed his instructions.</w:t>
+        <w:t>To avoid arousing suspicion, especially her husband’s, he told Li-Li to treat her mother-in-law kindly and cook the most delicious dishes for her. Delighted, Li-Li went home and followed his instructions.</w:t>
       </w:r>
     </w:p>
     <w:p>
       <w:pPr/>
       <w:r>
-        <w:t>Each day she prepared delicious meals and added a little of the supposed poison. She was careful to be kind, so that no one would suspect her. In time, her mother-in-law’s attitude changed, and she began treating Li-Li like her own daughter. Overcome with remorse, Li-Li returned to the spice merchant and begged him for an antidote. She no longer wanted her mother-in-law to die.</w:t>
+        <w:t>Each day she prepared delicious meals and added a little of the supposed poison. She was careful to be kind, so as not to arouse suspicion. In time, her mother-in-law’s attitude changed, and she began treating Li-Li like her own daughter. Overcome with remorse, Li-Li returned to the spice merchant and begged him for an antidote. She no longer wanted her mother-in-law to die.</w:t>
       </w:r>
     </w:p>
     <w:p>
@@ -52,11 +52,9 @@
         <w:rPr>
           <w:b/>
         </w:rPr>
-        <w:t>Moral:</w:t>
+        <w:t>Moral: The real poison often lies in our own thoughts. When we treat others with love, hatred can fade and enemies can become friends.</w:t>
       </w:r>
-      <w:r>
-        <w:t xml:space="preserve"> The real poison often lies in our own thoughts. When we treat others with love, hatred can fade and enemies can become friends.</w:t>
-      </w:r>
+      <w:r/>
     </w:p>
     <w:p>
       <w:pPr>
@@ -67,7 +65,7 @@
           <w:i/>
           <w:sz w:val="18"/>
         </w:rPr>
-        <w:t>Source: Publicly available internet sources.</w:t>
+        <w:t>Stories are taken from open Internet sources; illustrations were created with AI.</w:t>
       </w:r>
     </w:p>
     <w:sectPr>
